--- a/dataset/guides_final/common/IT-STD-002_가이드 분류·작성·열람 기준.docx
+++ b/dataset/guides_final/common/IT-STD-002_가이드 분류·작성·열람 기준.docx
@@ -15819,7 +15819,7 @@
                 <w:color w:val="1D2433"/>
                 <w:sz w:val="19"/>
               </w:rPr>
-              <w:t>RDY → IP → FIN → CLS (PRD·SRS·설계서)</w:t>
+              <w:t>RDY → WIP → FIN → CLS (PRD·SRS·설계서)</w:t>
             </w:r>
           </w:p>
         </w:tc>
@@ -15840,7 +15840,7 @@
                 <w:color w:val="1D2433"/>
                 <w:sz w:val="19"/>
               </w:rPr>
-              <w:t>팀원 문서는 RDY → IP → FIN → CLS</w:t>
+              <w:t>팀원 문서는 RDY → WIP → FIN → CLS</w:t>
             </w:r>
           </w:p>
         </w:tc>

--- a/dataset/guides_final/common/IT-STD-002_가이드 분류·작성·열람 기준.docx
+++ b/dataset/guides_final/common/IT-STD-002_가이드 분류·작성·열람 기준.docx
@@ -24,7 +24,7 @@
           <w:color w:val="5A6270"/>
           <w:sz w:val="24"/>
         </w:rPr>
-        <w:t>한화시스템 ICT IT 서비스 기준 · 공통 기준</w:t>
+        <w:t>가상 ICT 기업 IT 서비스 기준 · 공통 기준</w:t>
       </w:r>
     </w:p>
     <w:p>
@@ -13978,7 +13978,7 @@
                 <w:color w:val="1D2433"/>
                 <w:sz w:val="19"/>
               </w:rPr>
-              <w:t>© HANWHA SYSTEMS ICT · 문서 번호 · 열람 등급</w:t>
+              <w:t>© 가상 ICT 기업 · 문서 번호 · 열람 등급</w:t>
             </w:r>
           </w:p>
         </w:tc>
@@ -15547,7 +15547,7 @@
                 <w:color w:val="1D2433"/>
                 <w:sz w:val="19"/>
               </w:rPr>
-              <w:t>한화시스템 ICT</w:t>
+              <w:t>가상 ICT 기업</w:t>
             </w:r>
           </w:p>
         </w:tc>
@@ -15568,7 +15568,7 @@
                 <w:color w:val="1D2433"/>
                 <w:sz w:val="19"/>
               </w:rPr>
-              <w:t>한화시스템 ICT, 한화시스템 ICT</w:t>
+              <w:t>문서마다 회사 이름 표기가 달랐음</w:t>
             </w:r>
           </w:p>
         </w:tc>
@@ -15615,7 +15615,7 @@
                 <w:color w:val="1D2433"/>
                 <w:sz w:val="19"/>
               </w:rPr>
-              <w:t>*.hanwha-ict.example, 사내 IT 포털 hanwha-admin</w:t>
+              <w:t>*.ict.example, 사내 IT 포털</w:t>
             </w:r>
           </w:p>
         </w:tc>
@@ -15636,7 +15636,7 @@
                 <w:color w:val="1D2433"/>
                 <w:sz w:val="19"/>
               </w:rPr>
-              <w:t>hanwha-admin.example(SW)과 hanwha-ict.example(그 외)을 함께 씀 → 포털 이름으로 정의</w:t>
+              <w:t>portal.ict.example(SW)과 ict.example(그 외)을 함께 씀 → 포털 이름으로 정의</w:t>
             </w:r>
           </w:p>
         </w:tc>
@@ -15704,7 +15704,7 @@
                 <w:color w:val="1D2433"/>
                 <w:sz w:val="19"/>
               </w:rPr>
-              <w:t>SW 문서만 hanwha-admin &gt; [IT 요청]</w:t>
+              <w:t>SW 문서만 사내 IT 포털 &gt; [IT 요청]</w:t>
             </w:r>
           </w:p>
         </w:tc>
@@ -17260,7 +17260,7 @@
         <w:color w:val="5A6270"/>
         <w:sz w:val="16"/>
       </w:rPr>
-      <w:t>© HANWHA SYSTEMS ICT · IT-STD-002 · 사내 일반</w:t>
+      <w:t>© 가상 ICT 기업 · IT-STD-002 · 사내 일반</w:t>
     </w:r>
     <w:r>
       <w:rPr>
